--- a/All UMLs.docx
+++ b/All UMLs.docx
@@ -6,15 +6,14 @@
       <w:pPr>
         <w:pStyle w:val="NormalWeb"/>
       </w:pPr>
-      <w:bookmarkStart w:id="0" w:name="_GoBack"/>
       <w:r>
         <w:rPr>
           <w:noProof/>
         </w:rPr>
         <w:drawing>
           <wp:inline distT="0" distB="0" distL="0" distR="0">
-            <wp:extent cx="6045741" cy="3719888"/>
-            <wp:effectExtent l="0" t="0" r="0" b="0"/>
+            <wp:extent cx="8110520" cy="4990327"/>
+            <wp:effectExtent l="0" t="1905" r="3175" b="3175"/>
             <wp:docPr id="1" name="Picture 1" descr="D:\Low-Level-Design-CoderArmy-\Lecture 07\standardUml.png"/>
             <wp:cNvGraphicFramePr>
               <a:graphicFrameLocks xmlns:a="http://schemas.openxmlformats.org/drawingml/2006/main" noChangeAspect="1"/>
@@ -42,9 +41,9 @@
                     </a:stretch>
                   </pic:blipFill>
                   <pic:spPr bwMode="auto">
-                    <a:xfrm>
+                    <a:xfrm rot="5400000">
                       <a:off x="0" y="0"/>
-                      <a:ext cx="6053069" cy="3724397"/>
+                      <a:ext cx="8135758" cy="5005856"/>
                     </a:xfrm>
                     <a:prstGeom prst="rect">
                       <a:avLst/>
@@ -60,12 +59,6 @@
           </wp:inline>
         </w:drawing>
       </w:r>
-      <w:bookmarkEnd w:id="0"/>
-    </w:p>
-    <w:p>
-      <w:pPr>
-        <w:pStyle w:val="NormalWeb"/>
-      </w:pPr>
     </w:p>
     <w:p>
       <w:pPr>
@@ -78,8 +71,8 @@
         <w:lastRenderedPageBreak/>
         <w:drawing>
           <wp:inline distT="0" distB="0" distL="0" distR="0">
-            <wp:extent cx="6707268" cy="4038600"/>
-            <wp:effectExtent l="0" t="0" r="0" b="0"/>
+            <wp:extent cx="8586022" cy="5169841"/>
+            <wp:effectExtent l="0" t="6350" r="0" b="0"/>
             <wp:docPr id="2" name="Picture 2" descr="D:\Low-Level-Design-CoderArmy-\Lecture 11\UML.png"/>
             <wp:cNvGraphicFramePr>
               <a:graphicFrameLocks xmlns:a="http://schemas.openxmlformats.org/drawingml/2006/main" noChangeAspect="1"/>
@@ -107,9 +100,9 @@
                     </a:stretch>
                   </pic:blipFill>
                   <pic:spPr bwMode="auto">
-                    <a:xfrm>
+                    <a:xfrm rot="5400000">
                       <a:off x="0" y="0"/>
-                      <a:ext cx="6732656" cy="4053886"/>
+                      <a:ext cx="8652487" cy="5209861"/>
                     </a:xfrm>
                     <a:prstGeom prst="rect">
                       <a:avLst/>
@@ -130,11 +123,6 @@
       <w:pPr>
         <w:pStyle w:val="NormalWeb"/>
       </w:pPr>
-    </w:p>
-    <w:p>
-      <w:pPr>
-        <w:pStyle w:val="NormalWeb"/>
-      </w:pPr>
       <w:r>
         <w:rPr>
           <w:noProof/>
@@ -142,8 +130,8 @@
         <w:lastRenderedPageBreak/>
         <w:drawing>
           <wp:inline distT="0" distB="0" distL="0" distR="0">
-            <wp:extent cx="6703251" cy="4442315"/>
-            <wp:effectExtent l="0" t="0" r="2540" b="0"/>
+            <wp:extent cx="8211589" cy="5441906"/>
+            <wp:effectExtent l="0" t="5715" r="0" b="0"/>
             <wp:docPr id="3" name="Picture 3" descr="D:\Low-Level-Design-CoderArmy-\Lecture 14\UML.jpeg"/>
             <wp:cNvGraphicFramePr>
               <a:graphicFrameLocks xmlns:a="http://schemas.openxmlformats.org/drawingml/2006/main" noChangeAspect="1"/>
@@ -171,9 +159,9 @@
                     </a:stretch>
                   </pic:blipFill>
                   <pic:spPr bwMode="auto">
-                    <a:xfrm>
+                    <a:xfrm rot="5400000">
                       <a:off x="0" y="0"/>
-                      <a:ext cx="6714197" cy="4449569"/>
+                      <a:ext cx="8236923" cy="5458695"/>
                     </a:xfrm>
                     <a:prstGeom prst="rect">
                       <a:avLst/>
@@ -196,17 +184,14 @@
       </w:pPr>
     </w:p>
     <w:p>
-      <w:pPr>
-        <w:pStyle w:val="NormalWeb"/>
-      </w:pPr>
-    </w:p>
-    <w:p>
       <w:r>
-        <w:lastRenderedPageBreak/>
+        <w:rPr>
+          <w:noProof/>
+        </w:rPr>
         <w:drawing>
           <wp:inline distT="0" distB="0" distL="0" distR="0" wp14:anchorId="09C63455" wp14:editId="1E0064AD">
-            <wp:extent cx="6643797" cy="4181475"/>
-            <wp:effectExtent l="0" t="0" r="5080" b="0"/>
+            <wp:extent cx="7850767" cy="4941118"/>
+            <wp:effectExtent l="6985" t="0" r="5080" b="5080"/>
             <wp:docPr id="4" name="Picture 4"/>
             <wp:cNvGraphicFramePr>
               <a:graphicFrameLocks xmlns:a="http://schemas.openxmlformats.org/drawingml/2006/main" noChangeAspect="1"/>
@@ -225,9 +210,9 @@
                     </a:stretch>
                   </pic:blipFill>
                   <pic:spPr>
-                    <a:xfrm>
+                    <a:xfrm rot="5400000">
                       <a:off x="0" y="0"/>
-                      <a:ext cx="6666562" cy="4195803"/>
+                      <a:ext cx="7888900" cy="4965118"/>
                     </a:xfrm>
                     <a:prstGeom prst="rect">
                       <a:avLst/>
@@ -240,7 +225,6 @@
         </w:drawing>
       </w:r>
     </w:p>
-    <w:p/>
     <w:p>
       <w:pPr>
         <w:pStyle w:val="NormalWeb"/>
@@ -252,8 +236,8 @@
         <w:lastRenderedPageBreak/>
         <w:drawing>
           <wp:inline distT="0" distB="0" distL="0" distR="0">
-            <wp:extent cx="6581775" cy="4112404"/>
-            <wp:effectExtent l="0" t="0" r="0" b="2540"/>
+            <wp:extent cx="8778627" cy="5485033"/>
+            <wp:effectExtent l="8572" t="0" r="0" b="0"/>
             <wp:docPr id="5" name="Picture 5" descr="D:\Low-Level-Design-CoderArmy-\Lecture 23\Notes\UML.jpeg"/>
             <wp:cNvGraphicFramePr>
               <a:graphicFrameLocks xmlns:a="http://schemas.openxmlformats.org/drawingml/2006/main" noChangeAspect="1"/>
@@ -281,9 +265,9 @@
                     </a:stretch>
                   </pic:blipFill>
                   <pic:spPr bwMode="auto">
-                    <a:xfrm>
+                    <a:xfrm rot="5400000">
                       <a:off x="0" y="0"/>
-                      <a:ext cx="6594245" cy="4120195"/>
+                      <a:ext cx="8810993" cy="5505256"/>
                     </a:xfrm>
                     <a:prstGeom prst="rect">
                       <a:avLst/>
@@ -311,8 +295,8 @@
         <w:lastRenderedPageBreak/>
         <w:drawing>
           <wp:inline distT="0" distB="0" distL="0" distR="0">
-            <wp:extent cx="6703818" cy="4031615"/>
-            <wp:effectExtent l="0" t="0" r="1905" b="6985"/>
+            <wp:extent cx="8880993" cy="5340948"/>
+            <wp:effectExtent l="0" t="1587" r="0" b="0"/>
             <wp:docPr id="6" name="Picture 6" descr="D:\Low-Level-Design-CoderArmy-\Lecture 24\Notes\UML.jpeg"/>
             <wp:cNvGraphicFramePr>
               <a:graphicFrameLocks xmlns:a="http://schemas.openxmlformats.org/drawingml/2006/main" noChangeAspect="1"/>
@@ -340,9 +324,9 @@
                     </a:stretch>
                   </pic:blipFill>
                   <pic:spPr bwMode="auto">
-                    <a:xfrm>
+                    <a:xfrm rot="5400000">
                       <a:off x="0" y="0"/>
-                      <a:ext cx="6717912" cy="4040091"/>
+                      <a:ext cx="8928058" cy="5369252"/>
                     </a:xfrm>
                     <a:prstGeom prst="rect">
                       <a:avLst/>
@@ -370,8 +354,8 @@
         <w:lastRenderedPageBreak/>
         <w:drawing>
           <wp:inline distT="0" distB="0" distL="0" distR="0">
-            <wp:extent cx="6655898" cy="4197699"/>
-            <wp:effectExtent l="0" t="0" r="0" b="0"/>
+            <wp:extent cx="8774353" cy="5533752"/>
+            <wp:effectExtent l="953" t="0" r="9207" b="9208"/>
             <wp:docPr id="7" name="Picture 7" descr="D:\Low-Level-Design-CoderArmy-\Lecture 26\UML.jpeg"/>
             <wp:cNvGraphicFramePr>
               <a:graphicFrameLocks xmlns:a="http://schemas.openxmlformats.org/drawingml/2006/main" noChangeAspect="1"/>
@@ -399,9 +383,9 @@
                     </a:stretch>
                   </pic:blipFill>
                   <pic:spPr bwMode="auto">
-                    <a:xfrm>
+                    <a:xfrm rot="5400000">
                       <a:off x="0" y="0"/>
-                      <a:ext cx="6662458" cy="4201836"/>
+                      <a:ext cx="8792814" cy="5545395"/>
                     </a:xfrm>
                     <a:prstGeom prst="rect">
                       <a:avLst/>
@@ -422,6 +406,7 @@
       <w:pPr>
         <w:pStyle w:val="NormalWeb"/>
       </w:pPr>
+      <w:bookmarkStart w:id="0" w:name="_GoBack"/>
       <w:r>
         <w:rPr>
           <w:noProof/>
@@ -429,8 +414,8 @@
         <w:lastRenderedPageBreak/>
         <w:drawing>
           <wp:inline distT="0" distB="0" distL="0" distR="0">
-            <wp:extent cx="6551747" cy="4062467"/>
-            <wp:effectExtent l="0" t="0" r="1905" b="0"/>
+            <wp:extent cx="8607653" cy="5337249"/>
+            <wp:effectExtent l="0" t="3175" r="0" b="0"/>
             <wp:docPr id="8" name="Picture 8" descr="D:\Low-Level-Design-CoderArmy-\Lecture 27\UML.jpeg"/>
             <wp:cNvGraphicFramePr>
               <a:graphicFrameLocks xmlns:a="http://schemas.openxmlformats.org/drawingml/2006/main" noChangeAspect="1"/>
@@ -458,9 +443,9 @@
                     </a:stretch>
                   </pic:blipFill>
                   <pic:spPr bwMode="auto">
-                    <a:xfrm>
+                    <a:xfrm rot="5400000">
                       <a:off x="0" y="0"/>
-                      <a:ext cx="6563278" cy="4069617"/>
+                      <a:ext cx="8628274" cy="5350035"/>
                     </a:xfrm>
                     <a:prstGeom prst="rect">
                       <a:avLst/>
@@ -476,8 +461,8 @@
           </wp:inline>
         </w:drawing>
       </w:r>
+      <w:bookmarkEnd w:id="0"/>
     </w:p>
-    <w:p/>
     <w:sectPr>
       <w:pgSz w:w="12240" w:h="15840"/>
       <w:pgMar w:top="1440" w:right="1440" w:bottom="1440" w:left="1440" w:header="720" w:footer="720" w:gutter="0"/>
@@ -913,7 +898,6 @@
     <w:name w:val="Normal (Web)"/>
     <w:basedOn w:val="Normal"/>
     <w:uiPriority w:val="99"/>
-    <w:semiHidden/>
     <w:unhideWhenUsed/>
     <w:rsid w:val="009A6ACD"/>
     <w:pPr>
@@ -923,6 +907,36 @@
       <w:rFonts w:ascii="Times New Roman" w:eastAsia="Times New Roman" w:hAnsi="Times New Roman" w:cs="Times New Roman"/>
       <w:sz w:val="24"/>
       <w:szCs w:val="24"/>
+    </w:rPr>
+  </w:style>
+  <w:style w:type="paragraph" w:styleId="BalloonText">
+    <w:name w:val="Balloon Text"/>
+    <w:basedOn w:val="Normal"/>
+    <w:link w:val="BalloonTextChar"/>
+    <w:uiPriority w:val="99"/>
+    <w:semiHidden/>
+    <w:unhideWhenUsed/>
+    <w:rsid w:val="00963CB2"/>
+    <w:pPr>
+      <w:spacing w:after="0" w:line="240" w:lineRule="auto"/>
+    </w:pPr>
+    <w:rPr>
+      <w:rFonts w:ascii="Segoe UI" w:hAnsi="Segoe UI" w:cs="Segoe UI"/>
+      <w:sz w:val="18"/>
+      <w:szCs w:val="18"/>
+    </w:rPr>
+  </w:style>
+  <w:style w:type="character" w:customStyle="1" w:styleId="BalloonTextChar">
+    <w:name w:val="Balloon Text Char"/>
+    <w:basedOn w:val="DefaultParagraphFont"/>
+    <w:link w:val="BalloonText"/>
+    <w:uiPriority w:val="99"/>
+    <w:semiHidden/>
+    <w:rsid w:val="00963CB2"/>
+    <w:rPr>
+      <w:rFonts w:ascii="Segoe UI" w:hAnsi="Segoe UI" w:cs="Segoe UI"/>
+      <w:sz w:val="18"/>
+      <w:szCs w:val="18"/>
     </w:rPr>
   </w:style>
 </w:styles>
